--- a/测试用例设计作业第二天332期.docx
+++ b/测试用例设计作业第二天332期.docx
@@ -46,24 +46,19 @@
           <w:szCs w:val="28"/>
           <w:lang w:val="en-US" w:eastAsia="zh-CN"/>
         </w:rPr>
-        <w:t>请用状态图法，写练习：状态迁移2。</w:t>
-      </w:r>
-    </w:p>
-    <w:p>
-      <w:pPr>
-        <w:numPr>
-          <w:numId w:val="0"/>
-        </w:numPr>
-        <w:jc w:val="left"/>
-        <w:rPr>
-          <w:rFonts w:hint="default"/>
-          <w:sz w:val="28"/>
-          <w:szCs w:val="28"/>
-          <w:lang w:val="en-US" w:eastAsia="zh-CN"/>
-        </w:rPr>
-      </w:pPr>
+        <w:t>请用状态图法，写练习：状态迁移2</w:t>
+      </w:r>
       <w:bookmarkStart w:id="0" w:name="_GoBack"/>
       <w:bookmarkEnd w:id="0"/>
+      <w:r>
+        <w:rPr>
+          <w:rFonts w:hint="eastAsia"/>
+          <w:sz w:val="28"/>
+          <w:szCs w:val="28"/>
+          <w:lang w:val="en-US" w:eastAsia="zh-CN"/>
+        </w:rPr>
+        <w:t>。</w:t>
+      </w:r>
     </w:p>
     <w:p>
       <w:pPr>
